--- a/Documentation/Week 2/Meeting_Agenda_Week_2.docx
+++ b/Documentation/Week 2/Meeting_Agenda_Week_2.docx
@@ -185,7 +185,15 @@
           <w:sz w:val="24"/>
           <w:szCs w:val="24"/>
         </w:rPr>
-        <w:t xml:space="preserve"> TBD</w:t>
+        <w:t xml:space="preserve"> </w:t>
+      </w:r>
+      <w:r>
+        <w:rPr>
+          <w:rFonts w:ascii="Times New Roman" w:hAnsi="Times New Roman" w:cs="Times New Roman"/>
+          <w:sz w:val="24"/>
+          <w:szCs w:val="24"/>
+        </w:rPr>
+        <w:t>Ross Foyer</w:t>
       </w:r>
     </w:p>
     <w:tbl>
@@ -538,6 +546,14 @@
                 <w:szCs w:val="24"/>
               </w:rPr>
             </w:pPr>
+            <w:r>
+              <w:rPr>
+                <w:rFonts w:ascii="Times New Roman" w:hAnsi="Times New Roman" w:cs="Times New Roman"/>
+                <w:sz w:val="24"/>
+                <w:szCs w:val="24"/>
+              </w:rPr>
+              <w:t>Project Milestones?</w:t>
+            </w:r>
           </w:p>
         </w:tc>
         <w:tc>

--- a/Documentation/Week 2/Meeting_Agenda_Week_2.docx
+++ b/Documentation/Week 2/Meeting_Agenda_Week_2.docx
@@ -574,6 +574,14 @@
                 <w:szCs w:val="24"/>
               </w:rPr>
             </w:pPr>
+            <w:r>
+              <w:rPr>
+                <w:rFonts w:ascii="Times New Roman" w:hAnsi="Times New Roman" w:cs="Times New Roman"/>
+                <w:sz w:val="24"/>
+                <w:szCs w:val="24"/>
+              </w:rPr>
+              <w:t>Sprint Deliverables</w:t>
+            </w:r>
           </w:p>
         </w:tc>
       </w:tr>
